--- a/Final Project/FinalProject.docx
+++ b/Final Project/FinalProject.docx
@@ -1,6 +1,6 @@
 
 <file path=word/document.xml><?xml version="1.0" encoding="utf-8"?>
-<w:document xmlns:wpc="http://schemas.microsoft.com/office/word/2010/wordprocessingCanvas" xmlns:cx="http://schemas.microsoft.com/office/drawing/2014/chartex" xmlns:cx1="http://schemas.microsoft.com/office/drawing/2015/9/8/chartex" xmlns:cx2="http://schemas.microsoft.com/office/drawing/2015/10/21/chartex" xmlns:cx3="http://schemas.microsoft.com/office/drawing/2016/5/9/chartex" xmlns:cx4="http://schemas.microsoft.com/office/drawing/2016/5/10/chartex" xmlns:cx5="http://schemas.microsoft.com/office/drawing/2016/5/11/chartex" xmlns:cx6="http://schemas.microsoft.com/office/drawing/2016/5/12/chartex" xmlns:cx7="http://schemas.microsoft.com/office/drawing/2016/5/13/chartex" xmlns:cx8="http://schemas.microsoft.com/office/drawing/2016/5/14/chartex" xmlns:mc="http://schemas.openxmlformats.org/markup-compatibility/2006" xmlns:aink="http://schemas.microsoft.com/office/drawing/2016/ink" xmlns:am3d="http://schemas.microsoft.com/office/drawing/2017/model3d" xmlns:o="urn:schemas-microsoft-com:office:office" xmlns:oel="http://schemas.microsoft.com/office/2019/extlst" xmlns:r="http://schemas.openxmlformats.org/officeDocument/2006/relationships" xmlns:m="http://schemas.openxmlformats.org/officeDocument/2006/math" xmlns:v="urn:schemas-microsoft-com:vml" xmlns:wp14="http://schemas.microsoft.com/office/word/2010/wordprocessingDrawing" xmlns:wp="http://schemas.openxmlformats.org/drawingml/2006/wordprocessingDrawing" xmlns:w10="urn:schemas-microsoft-com:office:word" xmlns:w="http://schemas.openxmlformats.org/wordprocessingml/2006/main" xmlns:w14="http://schemas.microsoft.com/office/word/2010/wordml" xmlns:w15="http://schemas.microsoft.com/office/word/2012/wordml" xmlns:w16cex="http://schemas.microsoft.com/office/word/2018/wordml/cex" xmlns:w16cid="http://schemas.microsoft.com/office/word/2016/wordml/cid" xmlns:w16="http://schemas.microsoft.com/office/word/2018/wordml" xmlns:w16sdtdh="http://schemas.microsoft.com/office/word/2020/wordml/sdtdatahash" xmlns:w16se="http://schemas.microsoft.com/office/word/2015/wordml/symex" xmlns:wpg="http://schemas.microsoft.com/office/word/2010/wordprocessingGroup" xmlns:wpi="http://schemas.microsoft.com/office/word/2010/wordprocessingInk" xmlns:wne="http://schemas.microsoft.com/office/word/2006/wordml" xmlns:wps="http://schemas.microsoft.com/office/word/2010/wordprocessingShape" mc:Ignorable="w14 w15 w16se w16cid w16 w16cex w16sdtdh wp14">
+<w:document xmlns:wpc="http://schemas.microsoft.com/office/word/2010/wordprocessingCanvas" xmlns:cx="http://schemas.microsoft.com/office/drawing/2014/chartex" xmlns:cx1="http://schemas.microsoft.com/office/drawing/2015/9/8/chartex" xmlns:cx2="http://schemas.microsoft.com/office/drawing/2015/10/21/chartex" xmlns:cx3="http://schemas.microsoft.com/office/drawing/2016/5/9/chartex" xmlns:cx4="http://schemas.microsoft.com/office/drawing/2016/5/10/chartex" xmlns:cx5="http://schemas.microsoft.com/office/drawing/2016/5/11/chartex" xmlns:cx6="http://schemas.microsoft.com/office/drawing/2016/5/12/chartex" xmlns:cx7="http://schemas.microsoft.com/office/drawing/2016/5/13/chartex" xmlns:cx8="http://schemas.microsoft.com/office/drawing/2016/5/14/chartex" xmlns:mc="http://schemas.openxmlformats.org/markup-compatibility/2006" xmlns:aink="http://schemas.microsoft.com/office/drawing/2016/ink" xmlns:am3d="http://schemas.microsoft.com/office/drawing/2017/model3d" xmlns:o="urn:schemas-microsoft-com:office:office" xmlns:oel="http://schemas.microsoft.com/office/2019/extlst" xmlns:r="http://schemas.openxmlformats.org/officeDocument/2006/relationships" xmlns:m="http://schemas.openxmlformats.org/officeDocument/2006/math" xmlns:v="urn:schemas-microsoft-com:vml" xmlns:wp14="http://schemas.microsoft.com/office/word/2010/wordprocessingDrawing" xmlns:wp="http://schemas.openxmlformats.org/drawingml/2006/wordprocessingDrawing" xmlns:w10="urn:schemas-microsoft-com:office:word" xmlns:w="http://schemas.openxmlformats.org/wordprocessingml/2006/main" xmlns:w14="http://schemas.microsoft.com/office/word/2010/wordml" xmlns:w15="http://schemas.microsoft.com/office/word/2012/wordml" xmlns:w16cex="http://schemas.microsoft.com/office/word/2018/wordml/cex" xmlns:w16cid="http://schemas.microsoft.com/office/word/2016/wordml/cid" xmlns:w16="http://schemas.microsoft.com/office/word/2018/wordml" xmlns:w16du="http://schemas.microsoft.com/office/word/2023/wordml/word16du" xmlns:w16sdtdh="http://schemas.microsoft.com/office/word/2020/wordml/sdtdatahash" xmlns:w16sdtfl="http://schemas.microsoft.com/office/word/2024/wordml/sdtformatlock" xmlns:w16se="http://schemas.microsoft.com/office/word/2015/wordml/symex" xmlns:wpg="http://schemas.microsoft.com/office/word/2010/wordprocessingGroup" xmlns:wpi="http://schemas.microsoft.com/office/word/2010/wordprocessingInk" xmlns:wne="http://schemas.microsoft.com/office/word/2006/wordml" xmlns:wps="http://schemas.microsoft.com/office/word/2010/wordprocessingShape" mc:Ignorable="w14 w15 w16se w16cid w16 w16cex w16sdtdh w16sdtfl w16du wp14">
   <w:body>
     <w:p>
       <w:pPr>
@@ -1381,7 +1381,6 @@
         <w:t xml:space="preserve">GROUP BY </w:t>
       </w:r>
       <w:proofErr w:type="spellStart"/>
-      <w:proofErr w:type="gramStart"/>
       <w:r>
         <w:rPr>
           <w:lang w:val="en-CA"/>
@@ -1395,7 +1394,6 @@
         </w:rPr>
         <w:t>;</w:t>
       </w:r>
-      <w:proofErr w:type="gramEnd"/>
     </w:p>
     <w:p>
       <w:pPr>
@@ -1454,16 +1452,148 @@
         <w:rPr>
           <w:lang w:val="en-CA"/>
         </w:rPr>
-        <w:t>FROM NURSE_</w:t>
+        <w:t>FROM NURSE_SUMMARY;</w:t>
+      </w:r>
+    </w:p>
+    <w:p>
+      <w:pPr>
+        <w:pStyle w:val="ListContinue"/>
+        <w:rPr>
+          <w:lang w:val="en-CA"/>
+        </w:rPr>
+      </w:pPr>
+      <w:r>
+        <w:rPr>
+          <w:lang w:val="en-CA"/>
+        </w:rPr>
+        <w:t>Q2. SELECT D, C</w:t>
+      </w:r>
+    </w:p>
+    <w:p>
+      <w:pPr>
+        <w:pStyle w:val="ListContinue2"/>
+        <w:rPr>
+          <w:lang w:val="en-CA"/>
+        </w:rPr>
+      </w:pPr>
+      <w:r>
+        <w:rPr>
+          <w:lang w:val="en-CA"/>
+        </w:rPr>
+        <w:t>FROM NURSE_SUMMARY</w:t>
+      </w:r>
+    </w:p>
+    <w:p>
+      <w:pPr>
+        <w:pStyle w:val="ListContinue2"/>
+        <w:rPr>
+          <w:lang w:val="en-CA"/>
+        </w:rPr>
+      </w:pPr>
+      <w:r>
+        <w:rPr>
+          <w:lang w:val="en-CA"/>
+        </w:rPr>
+        <w:t>WHERE TOTAL_S &gt; 100000;</w:t>
+      </w:r>
+    </w:p>
+    <w:p>
+      <w:pPr>
+        <w:pStyle w:val="ListContinue"/>
+        <w:rPr>
+          <w:lang w:val="en-CA"/>
+        </w:rPr>
+      </w:pPr>
+      <w:r>
+        <w:rPr>
+          <w:lang w:val="en-CA"/>
+        </w:rPr>
+        <w:t>Q3. SELECT D, AVERAGE_S</w:t>
+      </w:r>
+    </w:p>
+    <w:p>
+      <w:pPr>
+        <w:pStyle w:val="ListContinue2"/>
+        <w:rPr>
+          <w:lang w:val="en-CA"/>
+        </w:rPr>
+      </w:pPr>
+      <w:r>
+        <w:rPr>
+          <w:lang w:val="en-CA"/>
+        </w:rPr>
+        <w:t>FROM NURSE_SUMMARY</w:t>
+      </w:r>
+    </w:p>
+    <w:p>
+      <w:pPr>
+        <w:pStyle w:val="ListContinue2"/>
+        <w:rPr>
+          <w:lang w:val="en-CA"/>
+        </w:rPr>
+      </w:pPr>
+      <w:r>
+        <w:rPr>
+          <w:lang w:val="en-CA"/>
+        </w:rPr>
+        <w:t>WHERE C &gt; (SELECT C FROM NURSE_SUMMARY WHERE D=4);</w:t>
+      </w:r>
+    </w:p>
+    <w:p>
+      <w:pPr>
+        <w:pStyle w:val="ListContinue"/>
+        <w:rPr>
+          <w:lang w:val="en-CA"/>
+        </w:rPr>
+      </w:pPr>
+      <w:r>
+        <w:rPr>
+          <w:lang w:val="en-CA"/>
+        </w:rPr>
+        <w:t xml:space="preserve">Q4. </w:t>
       </w:r>
       <w:proofErr w:type="gramStart"/>
       <w:r>
         <w:rPr>
           <w:lang w:val="en-CA"/>
         </w:rPr>
-        <w:t>SUMMARY;</w:t>
+        <w:t>UPDATE  NURSE</w:t>
       </w:r>
       <w:proofErr w:type="gramEnd"/>
+      <w:r>
+        <w:rPr>
+          <w:lang w:val="en-CA"/>
+        </w:rPr>
+        <w:t>_SUMMARY</w:t>
+      </w:r>
+    </w:p>
+    <w:p>
+      <w:pPr>
+        <w:pStyle w:val="ListContinue2"/>
+        <w:rPr>
+          <w:lang w:val="en-CA"/>
+        </w:rPr>
+      </w:pPr>
+      <w:r>
+        <w:rPr>
+          <w:lang w:val="en-CA"/>
+        </w:rPr>
+        <w:t>SET D=3</w:t>
+      </w:r>
+    </w:p>
+    <w:p>
+      <w:pPr>
+        <w:pStyle w:val="ListContinue2"/>
+        <w:rPr>
+          <w:lang w:val="en-CA"/>
+        </w:rPr>
+      </w:pPr>
+      <w:r>
+        <w:rPr>
+          <w:lang w:val="en-CA"/>
+        </w:rPr>
+        <w:t>WHERE D=4;</w:t>
+      </w:r>
     </w:p>
     <w:p>
       <w:pPr>
@@ -1476,7 +1606,7 @@
         <w:rPr>
           <w:lang w:val="en-CA"/>
         </w:rPr>
-        <w:t>Q2. SELECT D, C</w:t>
+        <w:t>Q5. DELETE FROM NURSE_SUMMARY</w:t>
       </w:r>
     </w:p>
     <w:p>
@@ -1490,180 +1620,8 @@
         <w:rPr>
           <w:lang w:val="en-CA"/>
         </w:rPr>
-        <w:t>FROM NURSE_SUMMARY</w:t>
-      </w:r>
-    </w:p>
-    <w:p>
-      <w:pPr>
-        <w:pStyle w:val="ListContinue2"/>
-        <w:rPr>
-          <w:lang w:val="en-CA"/>
-        </w:rPr>
-      </w:pPr>
-      <w:r>
-        <w:rPr>
-          <w:lang w:val="en-CA"/>
-        </w:rPr>
-        <w:t xml:space="preserve">WHERE TOTAL_S &gt; </w:t>
-      </w:r>
-      <w:proofErr w:type="gramStart"/>
-      <w:r>
-        <w:rPr>
-          <w:lang w:val="en-CA"/>
-        </w:rPr>
-        <w:t>100000;</w:t>
-      </w:r>
-      <w:proofErr w:type="gramEnd"/>
-    </w:p>
-    <w:p>
-      <w:pPr>
-        <w:pStyle w:val="ListContinue"/>
-        <w:rPr>
-          <w:lang w:val="en-CA"/>
-        </w:rPr>
-      </w:pPr>
-      <w:r>
-        <w:rPr>
-          <w:lang w:val="en-CA"/>
-        </w:rPr>
-        <w:t>Q3. SELECT D, AVERAGE_S</w:t>
-      </w:r>
-    </w:p>
-    <w:p>
-      <w:pPr>
-        <w:pStyle w:val="ListContinue2"/>
-        <w:rPr>
-          <w:lang w:val="en-CA"/>
-        </w:rPr>
-      </w:pPr>
-      <w:r>
-        <w:rPr>
-          <w:lang w:val="en-CA"/>
-        </w:rPr>
-        <w:t>FROM NURSE_SUMMARY</w:t>
-      </w:r>
-    </w:p>
-    <w:p>
-      <w:pPr>
-        <w:pStyle w:val="ListContinue2"/>
-        <w:rPr>
-          <w:lang w:val="en-CA"/>
-        </w:rPr>
-      </w:pPr>
-      <w:r>
-        <w:rPr>
-          <w:lang w:val="en-CA"/>
-        </w:rPr>
-        <w:t>WHERE C &gt; (SELECT C FROM NURSE_SUMMARY WHERE D=4</w:t>
-      </w:r>
-      <w:proofErr w:type="gramStart"/>
-      <w:r>
-        <w:rPr>
-          <w:lang w:val="en-CA"/>
-        </w:rPr>
-        <w:t>);</w:t>
-      </w:r>
-      <w:proofErr w:type="gramEnd"/>
-    </w:p>
-    <w:p>
-      <w:pPr>
-        <w:pStyle w:val="ListContinue"/>
-        <w:rPr>
-          <w:lang w:val="en-CA"/>
-        </w:rPr>
-      </w:pPr>
-      <w:r>
-        <w:rPr>
-          <w:lang w:val="en-CA"/>
-        </w:rPr>
-        <w:t xml:space="preserve">Q4. </w:t>
-      </w:r>
-      <w:proofErr w:type="gramStart"/>
-      <w:r>
-        <w:rPr>
-          <w:lang w:val="en-CA"/>
-        </w:rPr>
-        <w:t>UPDATE  NURSE</w:t>
-      </w:r>
-      <w:proofErr w:type="gramEnd"/>
-      <w:r>
-        <w:rPr>
-          <w:lang w:val="en-CA"/>
-        </w:rPr>
-        <w:t>_SUMMARY</w:t>
-      </w:r>
-    </w:p>
-    <w:p>
-      <w:pPr>
-        <w:pStyle w:val="ListContinue2"/>
-        <w:rPr>
-          <w:lang w:val="en-CA"/>
-        </w:rPr>
-      </w:pPr>
-      <w:r>
-        <w:rPr>
-          <w:lang w:val="en-CA"/>
-        </w:rPr>
-        <w:t>SET D=3</w:t>
-      </w:r>
-    </w:p>
-    <w:p>
-      <w:pPr>
-        <w:pStyle w:val="ListContinue2"/>
-        <w:rPr>
-          <w:lang w:val="en-CA"/>
-        </w:rPr>
-      </w:pPr>
-      <w:r>
-        <w:rPr>
-          <w:lang w:val="en-CA"/>
-        </w:rPr>
-        <w:t>WHERE D=</w:t>
-      </w:r>
-      <w:proofErr w:type="gramStart"/>
-      <w:r>
-        <w:rPr>
-          <w:lang w:val="en-CA"/>
-        </w:rPr>
-        <w:t>4;</w:t>
-      </w:r>
-      <w:proofErr w:type="gramEnd"/>
-    </w:p>
-    <w:p>
-      <w:pPr>
-        <w:pStyle w:val="ListContinue"/>
-        <w:rPr>
-          <w:lang w:val="en-CA"/>
-        </w:rPr>
-      </w:pPr>
-      <w:r>
-        <w:rPr>
-          <w:lang w:val="en-CA"/>
-        </w:rPr>
-        <w:t>Q5. DELETE FROM NURSE_SUMMARY</w:t>
-      </w:r>
-    </w:p>
-    <w:p>
-      <w:pPr>
-        <w:pStyle w:val="ListContinue2"/>
-        <w:rPr>
-          <w:lang w:val="en-CA"/>
-        </w:rPr>
-      </w:pPr>
-      <w:r>
-        <w:rPr>
-          <w:lang w:val="en-CA"/>
-        </w:rPr>
-        <w:t xml:space="preserve">WHERE C &gt; </w:t>
-      </w:r>
-      <w:proofErr w:type="gramStart"/>
-      <w:r>
-        <w:rPr>
-          <w:lang w:val="en-CA"/>
-        </w:rPr>
-        <w:t>4;</w:t>
-      </w:r>
-      <w:proofErr w:type="gramEnd"/>
+        <w:t>WHERE C &gt; 4;</w:t>
+      </w:r>
     </w:p>
     <w:p>
       <w:pPr>
@@ -1819,7 +1777,7 @@
 </file>
 
 <file path=word/endnotes.xml><?xml version="1.0" encoding="utf-8"?>
-<w:endnotes xmlns:wpc="http://schemas.microsoft.com/office/word/2010/wordprocessingCanvas" xmlns:cx="http://schemas.microsoft.com/office/drawing/2014/chartex" xmlns:cx1="http://schemas.microsoft.com/office/drawing/2015/9/8/chartex" xmlns:cx2="http://schemas.microsoft.com/office/drawing/2015/10/21/chartex" xmlns:cx3="http://schemas.microsoft.com/office/drawing/2016/5/9/chartex" xmlns:cx4="http://schemas.microsoft.com/office/drawing/2016/5/10/chartex" xmlns:cx5="http://schemas.microsoft.com/office/drawing/2016/5/11/chartex" xmlns:cx6="http://schemas.microsoft.com/office/drawing/2016/5/12/chartex" xmlns:cx7="http://schemas.microsoft.com/office/drawing/2016/5/13/chartex" xmlns:cx8="http://schemas.microsoft.com/office/drawing/2016/5/14/chartex" xmlns:mc="http://schemas.openxmlformats.org/markup-compatibility/2006" xmlns:aink="http://schemas.microsoft.com/office/drawing/2016/ink" xmlns:am3d="http://schemas.microsoft.com/office/drawing/2017/model3d" xmlns:o="urn:schemas-microsoft-com:office:office" xmlns:oel="http://schemas.microsoft.com/office/2019/extlst" xmlns:r="http://schemas.openxmlformats.org/officeDocument/2006/relationships" xmlns:m="http://schemas.openxmlformats.org/officeDocument/2006/math" xmlns:v="urn:schemas-microsoft-com:vml" xmlns:wp14="http://schemas.microsoft.com/office/word/2010/wordprocessingDrawing" xmlns:wp="http://schemas.openxmlformats.org/drawingml/2006/wordprocessingDrawing" xmlns:w10="urn:schemas-microsoft-com:office:word" xmlns:w="http://schemas.openxmlformats.org/wordprocessingml/2006/main" xmlns:w14="http://schemas.microsoft.com/office/word/2010/wordml" xmlns:w15="http://schemas.microsoft.com/office/word/2012/wordml" xmlns:w16cex="http://schemas.microsoft.com/office/word/2018/wordml/cex" xmlns:w16cid="http://schemas.microsoft.com/office/word/2016/wordml/cid" xmlns:w16="http://schemas.microsoft.com/office/word/2018/wordml" xmlns:w16sdtdh="http://schemas.microsoft.com/office/word/2020/wordml/sdtdatahash" xmlns:w16se="http://schemas.microsoft.com/office/word/2015/wordml/symex" xmlns:wpg="http://schemas.microsoft.com/office/word/2010/wordprocessingGroup" xmlns:wpi="http://schemas.microsoft.com/office/word/2010/wordprocessingInk" xmlns:wne="http://schemas.microsoft.com/office/word/2006/wordml" xmlns:wps="http://schemas.microsoft.com/office/word/2010/wordprocessingShape" mc:Ignorable="w14 w15 w16se w16cid w16 w16cex w16sdtdh wp14">
+<w:endnotes xmlns:wpc="http://schemas.microsoft.com/office/word/2010/wordprocessingCanvas" xmlns:cx="http://schemas.microsoft.com/office/drawing/2014/chartex" xmlns:cx1="http://schemas.microsoft.com/office/drawing/2015/9/8/chartex" xmlns:cx2="http://schemas.microsoft.com/office/drawing/2015/10/21/chartex" xmlns:cx3="http://schemas.microsoft.com/office/drawing/2016/5/9/chartex" xmlns:cx4="http://schemas.microsoft.com/office/drawing/2016/5/10/chartex" xmlns:cx5="http://schemas.microsoft.com/office/drawing/2016/5/11/chartex" xmlns:cx6="http://schemas.microsoft.com/office/drawing/2016/5/12/chartex" xmlns:cx7="http://schemas.microsoft.com/office/drawing/2016/5/13/chartex" xmlns:cx8="http://schemas.microsoft.com/office/drawing/2016/5/14/chartex" xmlns:mc="http://schemas.openxmlformats.org/markup-compatibility/2006" xmlns:aink="http://schemas.microsoft.com/office/drawing/2016/ink" xmlns:am3d="http://schemas.microsoft.com/office/drawing/2017/model3d" xmlns:o="urn:schemas-microsoft-com:office:office" xmlns:oel="http://schemas.microsoft.com/office/2019/extlst" xmlns:r="http://schemas.openxmlformats.org/officeDocument/2006/relationships" xmlns:m="http://schemas.openxmlformats.org/officeDocument/2006/math" xmlns:v="urn:schemas-microsoft-com:vml" xmlns:wp14="http://schemas.microsoft.com/office/word/2010/wordprocessingDrawing" xmlns:wp="http://schemas.openxmlformats.org/drawingml/2006/wordprocessingDrawing" xmlns:w10="urn:schemas-microsoft-com:office:word" xmlns:w="http://schemas.openxmlformats.org/wordprocessingml/2006/main" xmlns:w14="http://schemas.microsoft.com/office/word/2010/wordml" xmlns:w15="http://schemas.microsoft.com/office/word/2012/wordml" xmlns:w16cex="http://schemas.microsoft.com/office/word/2018/wordml/cex" xmlns:w16cid="http://schemas.microsoft.com/office/word/2016/wordml/cid" xmlns:w16="http://schemas.microsoft.com/office/word/2018/wordml" xmlns:w16du="http://schemas.microsoft.com/office/word/2023/wordml/word16du" xmlns:w16sdtdh="http://schemas.microsoft.com/office/word/2020/wordml/sdtdatahash" xmlns:w16sdtfl="http://schemas.microsoft.com/office/word/2024/wordml/sdtformatlock" xmlns:w16se="http://schemas.microsoft.com/office/word/2015/wordml/symex" xmlns:wpg="http://schemas.microsoft.com/office/word/2010/wordprocessingGroup" xmlns:wpi="http://schemas.microsoft.com/office/word/2010/wordprocessingInk" xmlns:wne="http://schemas.microsoft.com/office/word/2006/wordml" xmlns:wps="http://schemas.microsoft.com/office/word/2010/wordprocessingShape" mc:Ignorable="w14 w15 w16se w16cid w16 w16cex w16sdtdh w16sdtfl w16du wp14">
   <w:endnote w:type="separator" w:id="-1">
     <w:p>
       <w:pPr>
@@ -1846,7 +1804,7 @@
 </file>
 
 <file path=word/footer1.xml><?xml version="1.0" encoding="utf-8"?>
-<w:ftr xmlns:wpc="http://schemas.microsoft.com/office/word/2010/wordprocessingCanvas" xmlns:cx="http://schemas.microsoft.com/office/drawing/2014/chartex" xmlns:cx1="http://schemas.microsoft.com/office/drawing/2015/9/8/chartex" xmlns:cx2="http://schemas.microsoft.com/office/drawing/2015/10/21/chartex" xmlns:cx3="http://schemas.microsoft.com/office/drawing/2016/5/9/chartex" xmlns:cx4="http://schemas.microsoft.com/office/drawing/2016/5/10/chartex" xmlns:cx5="http://schemas.microsoft.com/office/drawing/2016/5/11/chartex" xmlns:cx6="http://schemas.microsoft.com/office/drawing/2016/5/12/chartex" xmlns:cx7="http://schemas.microsoft.com/office/drawing/2016/5/13/chartex" xmlns:cx8="http://schemas.microsoft.com/office/drawing/2016/5/14/chartex" xmlns:mc="http://schemas.openxmlformats.org/markup-compatibility/2006" xmlns:aink="http://schemas.microsoft.com/office/drawing/2016/ink" xmlns:am3d="http://schemas.microsoft.com/office/drawing/2017/model3d" xmlns:o="urn:schemas-microsoft-com:office:office" xmlns:oel="http://schemas.microsoft.com/office/2019/extlst" xmlns:r="http://schemas.openxmlformats.org/officeDocument/2006/relationships" xmlns:m="http://schemas.openxmlformats.org/officeDocument/2006/math" xmlns:v="urn:schemas-microsoft-com:vml" xmlns:wp14="http://schemas.microsoft.com/office/word/2010/wordprocessingDrawing" xmlns:wp="http://schemas.openxmlformats.org/drawingml/2006/wordprocessingDrawing" xmlns:w10="urn:schemas-microsoft-com:office:word" xmlns:w="http://schemas.openxmlformats.org/wordprocessingml/2006/main" xmlns:w14="http://schemas.microsoft.com/office/word/2010/wordml" xmlns:w15="http://schemas.microsoft.com/office/word/2012/wordml" xmlns:w16cex="http://schemas.microsoft.com/office/word/2018/wordml/cex" xmlns:w16cid="http://schemas.microsoft.com/office/word/2016/wordml/cid" xmlns:w16="http://schemas.microsoft.com/office/word/2018/wordml" xmlns:w16sdtdh="http://schemas.microsoft.com/office/word/2020/wordml/sdtdatahash" xmlns:w16se="http://schemas.microsoft.com/office/word/2015/wordml/symex" xmlns:wpg="http://schemas.microsoft.com/office/word/2010/wordprocessingGroup" xmlns:wpi="http://schemas.microsoft.com/office/word/2010/wordprocessingInk" xmlns:wne="http://schemas.microsoft.com/office/word/2006/wordml" xmlns:wps="http://schemas.microsoft.com/office/word/2010/wordprocessingShape" mc:Ignorable="w14 w15 w16se w16cid w16 w16cex w16sdtdh wp14">
+<w:ftr xmlns:wpc="http://schemas.microsoft.com/office/word/2010/wordprocessingCanvas" xmlns:cx="http://schemas.microsoft.com/office/drawing/2014/chartex" xmlns:cx1="http://schemas.microsoft.com/office/drawing/2015/9/8/chartex" xmlns:cx2="http://schemas.microsoft.com/office/drawing/2015/10/21/chartex" xmlns:cx3="http://schemas.microsoft.com/office/drawing/2016/5/9/chartex" xmlns:cx4="http://schemas.microsoft.com/office/drawing/2016/5/10/chartex" xmlns:cx5="http://schemas.microsoft.com/office/drawing/2016/5/11/chartex" xmlns:cx6="http://schemas.microsoft.com/office/drawing/2016/5/12/chartex" xmlns:cx7="http://schemas.microsoft.com/office/drawing/2016/5/13/chartex" xmlns:cx8="http://schemas.microsoft.com/office/drawing/2016/5/14/chartex" xmlns:mc="http://schemas.openxmlformats.org/markup-compatibility/2006" xmlns:aink="http://schemas.microsoft.com/office/drawing/2016/ink" xmlns:am3d="http://schemas.microsoft.com/office/drawing/2017/model3d" xmlns:o="urn:schemas-microsoft-com:office:office" xmlns:oel="http://schemas.microsoft.com/office/2019/extlst" xmlns:r="http://schemas.openxmlformats.org/officeDocument/2006/relationships" xmlns:m="http://schemas.openxmlformats.org/officeDocument/2006/math" xmlns:v="urn:schemas-microsoft-com:vml" xmlns:wp14="http://schemas.microsoft.com/office/word/2010/wordprocessingDrawing" xmlns:wp="http://schemas.openxmlformats.org/drawingml/2006/wordprocessingDrawing" xmlns:w10="urn:schemas-microsoft-com:office:word" xmlns:w="http://schemas.openxmlformats.org/wordprocessingml/2006/main" xmlns:w14="http://schemas.microsoft.com/office/word/2010/wordml" xmlns:w15="http://schemas.microsoft.com/office/word/2012/wordml" xmlns:w16cex="http://schemas.microsoft.com/office/word/2018/wordml/cex" xmlns:w16cid="http://schemas.microsoft.com/office/word/2016/wordml/cid" xmlns:w16="http://schemas.microsoft.com/office/word/2018/wordml" xmlns:w16du="http://schemas.microsoft.com/office/word/2023/wordml/word16du" xmlns:w16sdtdh="http://schemas.microsoft.com/office/word/2020/wordml/sdtdatahash" xmlns:w16sdtfl="http://schemas.microsoft.com/office/word/2024/wordml/sdtformatlock" xmlns:w16se="http://schemas.microsoft.com/office/word/2015/wordml/symex" xmlns:wpg="http://schemas.microsoft.com/office/word/2010/wordprocessingGroup" xmlns:wpi="http://schemas.microsoft.com/office/word/2010/wordprocessingInk" xmlns:wne="http://schemas.microsoft.com/office/word/2006/wordml" xmlns:wps="http://schemas.microsoft.com/office/word/2010/wordprocessingShape" mc:Ignorable="w14 w15 w16se w16cid w16 w16cex w16sdtdh w16sdtfl w16du wp14">
   <w:p>
     <w:pPr>
       <w:pStyle w:val="Footer"/>
@@ -1927,7 +1885,7 @@
 </file>
 
 <file path=word/footer2.xml><?xml version="1.0" encoding="utf-8"?>
-<w:ftr xmlns:wpc="http://schemas.microsoft.com/office/word/2010/wordprocessingCanvas" xmlns:cx="http://schemas.microsoft.com/office/drawing/2014/chartex" xmlns:cx1="http://schemas.microsoft.com/office/drawing/2015/9/8/chartex" xmlns:cx2="http://schemas.microsoft.com/office/drawing/2015/10/21/chartex" xmlns:cx3="http://schemas.microsoft.com/office/drawing/2016/5/9/chartex" xmlns:cx4="http://schemas.microsoft.com/office/drawing/2016/5/10/chartex" xmlns:cx5="http://schemas.microsoft.com/office/drawing/2016/5/11/chartex" xmlns:cx6="http://schemas.microsoft.com/office/drawing/2016/5/12/chartex" xmlns:cx7="http://schemas.microsoft.com/office/drawing/2016/5/13/chartex" xmlns:cx8="http://schemas.microsoft.com/office/drawing/2016/5/14/chartex" xmlns:mc="http://schemas.openxmlformats.org/markup-compatibility/2006" xmlns:aink="http://schemas.microsoft.com/office/drawing/2016/ink" xmlns:am3d="http://schemas.microsoft.com/office/drawing/2017/model3d" xmlns:o="urn:schemas-microsoft-com:office:office" xmlns:oel="http://schemas.microsoft.com/office/2019/extlst" xmlns:r="http://schemas.openxmlformats.org/officeDocument/2006/relationships" xmlns:m="http://schemas.openxmlformats.org/officeDocument/2006/math" xmlns:v="urn:schemas-microsoft-com:vml" xmlns:wp14="http://schemas.microsoft.com/office/word/2010/wordprocessingDrawing" xmlns:wp="http://schemas.openxmlformats.org/drawingml/2006/wordprocessingDrawing" xmlns:w10="urn:schemas-microsoft-com:office:word" xmlns:w="http://schemas.openxmlformats.org/wordprocessingml/2006/main" xmlns:w14="http://schemas.microsoft.com/office/word/2010/wordml" xmlns:w15="http://schemas.microsoft.com/office/word/2012/wordml" xmlns:w16cex="http://schemas.microsoft.com/office/word/2018/wordml/cex" xmlns:w16cid="http://schemas.microsoft.com/office/word/2016/wordml/cid" xmlns:w16="http://schemas.microsoft.com/office/word/2018/wordml" xmlns:w16sdtdh="http://schemas.microsoft.com/office/word/2020/wordml/sdtdatahash" xmlns:w16se="http://schemas.microsoft.com/office/word/2015/wordml/symex" xmlns:wpg="http://schemas.microsoft.com/office/word/2010/wordprocessingGroup" xmlns:wpi="http://schemas.microsoft.com/office/word/2010/wordprocessingInk" xmlns:wne="http://schemas.microsoft.com/office/word/2006/wordml" xmlns:wps="http://schemas.microsoft.com/office/word/2010/wordprocessingShape" mc:Ignorable="w14 w15 w16se w16cid w16 w16cex w16sdtdh wp14">
+<w:ftr xmlns:wpc="http://schemas.microsoft.com/office/word/2010/wordprocessingCanvas" xmlns:cx="http://schemas.microsoft.com/office/drawing/2014/chartex" xmlns:cx1="http://schemas.microsoft.com/office/drawing/2015/9/8/chartex" xmlns:cx2="http://schemas.microsoft.com/office/drawing/2015/10/21/chartex" xmlns:cx3="http://schemas.microsoft.com/office/drawing/2016/5/9/chartex" xmlns:cx4="http://schemas.microsoft.com/office/drawing/2016/5/10/chartex" xmlns:cx5="http://schemas.microsoft.com/office/drawing/2016/5/11/chartex" xmlns:cx6="http://schemas.microsoft.com/office/drawing/2016/5/12/chartex" xmlns:cx7="http://schemas.microsoft.com/office/drawing/2016/5/13/chartex" xmlns:cx8="http://schemas.microsoft.com/office/drawing/2016/5/14/chartex" xmlns:mc="http://schemas.openxmlformats.org/markup-compatibility/2006" xmlns:aink="http://schemas.microsoft.com/office/drawing/2016/ink" xmlns:am3d="http://schemas.microsoft.com/office/drawing/2017/model3d" xmlns:o="urn:schemas-microsoft-com:office:office" xmlns:oel="http://schemas.microsoft.com/office/2019/extlst" xmlns:r="http://schemas.openxmlformats.org/officeDocument/2006/relationships" xmlns:m="http://schemas.openxmlformats.org/officeDocument/2006/math" xmlns:v="urn:schemas-microsoft-com:vml" xmlns:wp14="http://schemas.microsoft.com/office/word/2010/wordprocessingDrawing" xmlns:wp="http://schemas.openxmlformats.org/drawingml/2006/wordprocessingDrawing" xmlns:w10="urn:schemas-microsoft-com:office:word" xmlns:w="http://schemas.openxmlformats.org/wordprocessingml/2006/main" xmlns:w14="http://schemas.microsoft.com/office/word/2010/wordml" xmlns:w15="http://schemas.microsoft.com/office/word/2012/wordml" xmlns:w16cex="http://schemas.microsoft.com/office/word/2018/wordml/cex" xmlns:w16cid="http://schemas.microsoft.com/office/word/2016/wordml/cid" xmlns:w16="http://schemas.microsoft.com/office/word/2018/wordml" xmlns:w16du="http://schemas.microsoft.com/office/word/2023/wordml/word16du" xmlns:w16sdtdh="http://schemas.microsoft.com/office/word/2020/wordml/sdtdatahash" xmlns:w16sdtfl="http://schemas.microsoft.com/office/word/2024/wordml/sdtformatlock" xmlns:w16se="http://schemas.microsoft.com/office/word/2015/wordml/symex" xmlns:wpg="http://schemas.microsoft.com/office/word/2010/wordprocessingGroup" xmlns:wpi="http://schemas.microsoft.com/office/word/2010/wordprocessingInk" xmlns:wne="http://schemas.microsoft.com/office/word/2006/wordml" xmlns:wps="http://schemas.microsoft.com/office/word/2010/wordprocessingShape" mc:Ignorable="w14 w15 w16se w16cid w16 w16cex w16sdtdh w16sdtfl w16du wp14">
   <w:p>
     <w:pPr>
       <w:pStyle w:val="Footer"/>
@@ -1965,7 +1923,7 @@
 </file>
 
 <file path=word/footnotes.xml><?xml version="1.0" encoding="utf-8"?>
-<w:footnotes xmlns:wpc="http://schemas.microsoft.com/office/word/2010/wordprocessingCanvas" xmlns:cx="http://schemas.microsoft.com/office/drawing/2014/chartex" xmlns:cx1="http://schemas.microsoft.com/office/drawing/2015/9/8/chartex" xmlns:cx2="http://schemas.microsoft.com/office/drawing/2015/10/21/chartex" xmlns:cx3="http://schemas.microsoft.com/office/drawing/2016/5/9/chartex" xmlns:cx4="http://schemas.microsoft.com/office/drawing/2016/5/10/chartex" xmlns:cx5="http://schemas.microsoft.com/office/drawing/2016/5/11/chartex" xmlns:cx6="http://schemas.microsoft.com/office/drawing/2016/5/12/chartex" xmlns:cx7="http://schemas.microsoft.com/office/drawing/2016/5/13/chartex" xmlns:cx8="http://schemas.microsoft.com/office/drawing/2016/5/14/chartex" xmlns:mc="http://schemas.openxmlformats.org/markup-compatibility/2006" xmlns:aink="http://schemas.microsoft.com/office/drawing/2016/ink" xmlns:am3d="http://schemas.microsoft.com/office/drawing/2017/model3d" xmlns:o="urn:schemas-microsoft-com:office:office" xmlns:oel="http://schemas.microsoft.com/office/2019/extlst" xmlns:r="http://schemas.openxmlformats.org/officeDocument/2006/relationships" xmlns:m="http://schemas.openxmlformats.org/officeDocument/2006/math" xmlns:v="urn:schemas-microsoft-com:vml" xmlns:wp14="http://schemas.microsoft.com/office/word/2010/wordprocessingDrawing" xmlns:wp="http://schemas.openxmlformats.org/drawingml/2006/wordprocessingDrawing" xmlns:w10="urn:schemas-microsoft-com:office:word" xmlns:w="http://schemas.openxmlformats.org/wordprocessingml/2006/main" xmlns:w14="http://schemas.microsoft.com/office/word/2010/wordml" xmlns:w15="http://schemas.microsoft.com/office/word/2012/wordml" xmlns:w16cex="http://schemas.microsoft.com/office/word/2018/wordml/cex" xmlns:w16cid="http://schemas.microsoft.com/office/word/2016/wordml/cid" xmlns:w16="http://schemas.microsoft.com/office/word/2018/wordml" xmlns:w16sdtdh="http://schemas.microsoft.com/office/word/2020/wordml/sdtdatahash" xmlns:w16se="http://schemas.microsoft.com/office/word/2015/wordml/symex" xmlns:wpg="http://schemas.microsoft.com/office/word/2010/wordprocessingGroup" xmlns:wpi="http://schemas.microsoft.com/office/word/2010/wordprocessingInk" xmlns:wne="http://schemas.microsoft.com/office/word/2006/wordml" xmlns:wps="http://schemas.microsoft.com/office/word/2010/wordprocessingShape" mc:Ignorable="w14 w15 w16se w16cid w16 w16cex w16sdtdh wp14">
+<w:footnotes xmlns:wpc="http://schemas.microsoft.com/office/word/2010/wordprocessingCanvas" xmlns:cx="http://schemas.microsoft.com/office/drawing/2014/chartex" xmlns:cx1="http://schemas.microsoft.com/office/drawing/2015/9/8/chartex" xmlns:cx2="http://schemas.microsoft.com/office/drawing/2015/10/21/chartex" xmlns:cx3="http://schemas.microsoft.com/office/drawing/2016/5/9/chartex" xmlns:cx4="http://schemas.microsoft.com/office/drawing/2016/5/10/chartex" xmlns:cx5="http://schemas.microsoft.com/office/drawing/2016/5/11/chartex" xmlns:cx6="http://schemas.microsoft.com/office/drawing/2016/5/12/chartex" xmlns:cx7="http://schemas.microsoft.com/office/drawing/2016/5/13/chartex" xmlns:cx8="http://schemas.microsoft.com/office/drawing/2016/5/14/chartex" xmlns:mc="http://schemas.openxmlformats.org/markup-compatibility/2006" xmlns:aink="http://schemas.microsoft.com/office/drawing/2016/ink" xmlns:am3d="http://schemas.microsoft.com/office/drawing/2017/model3d" xmlns:o="urn:schemas-microsoft-com:office:office" xmlns:oel="http://schemas.microsoft.com/office/2019/extlst" xmlns:r="http://schemas.openxmlformats.org/officeDocument/2006/relationships" xmlns:m="http://schemas.openxmlformats.org/officeDocument/2006/math" xmlns:v="urn:schemas-microsoft-com:vml" xmlns:wp14="http://schemas.microsoft.com/office/word/2010/wordprocessingDrawing" xmlns:wp="http://schemas.openxmlformats.org/drawingml/2006/wordprocessingDrawing" xmlns:w10="urn:schemas-microsoft-com:office:word" xmlns:w="http://schemas.openxmlformats.org/wordprocessingml/2006/main" xmlns:w14="http://schemas.microsoft.com/office/word/2010/wordml" xmlns:w15="http://schemas.microsoft.com/office/word/2012/wordml" xmlns:w16cex="http://schemas.microsoft.com/office/word/2018/wordml/cex" xmlns:w16cid="http://schemas.microsoft.com/office/word/2016/wordml/cid" xmlns:w16="http://schemas.microsoft.com/office/word/2018/wordml" xmlns:w16du="http://schemas.microsoft.com/office/word/2023/wordml/word16du" xmlns:w16sdtdh="http://schemas.microsoft.com/office/word/2020/wordml/sdtdatahash" xmlns:w16sdtfl="http://schemas.microsoft.com/office/word/2024/wordml/sdtformatlock" xmlns:w16se="http://schemas.microsoft.com/office/word/2015/wordml/symex" xmlns:wpg="http://schemas.microsoft.com/office/word/2010/wordprocessingGroup" xmlns:wpi="http://schemas.microsoft.com/office/word/2010/wordprocessingInk" xmlns:wne="http://schemas.microsoft.com/office/word/2006/wordml" xmlns:wps="http://schemas.microsoft.com/office/word/2010/wordprocessingShape" mc:Ignorable="w14 w15 w16se w16cid w16 w16cex w16sdtdh w16sdtfl w16du wp14">
   <w:footnote w:type="separator" w:id="-1">
     <w:p>
       <w:pPr>
@@ -1991,7 +1949,7 @@
 </file>
 
 <file path=word/numbering.xml><?xml version="1.0" encoding="utf-8"?>
-<w:numbering xmlns:wpc="http://schemas.microsoft.com/office/word/2010/wordprocessingCanvas" xmlns:cx="http://schemas.microsoft.com/office/drawing/2014/chartex" xmlns:cx1="http://schemas.microsoft.com/office/drawing/2015/9/8/chartex" xmlns:cx2="http://schemas.microsoft.com/office/drawing/2015/10/21/chartex" xmlns:cx3="http://schemas.microsoft.com/office/drawing/2016/5/9/chartex" xmlns:cx4="http://schemas.microsoft.com/office/drawing/2016/5/10/chartex" xmlns:cx5="http://schemas.microsoft.com/office/drawing/2016/5/11/chartex" xmlns:cx6="http://schemas.microsoft.com/office/drawing/2016/5/12/chartex" xmlns:cx7="http://schemas.microsoft.com/office/drawing/2016/5/13/chartex" xmlns:cx8="http://schemas.microsoft.com/office/drawing/2016/5/14/chartex" xmlns:mc="http://schemas.openxmlformats.org/markup-compatibility/2006" xmlns:aink="http://schemas.microsoft.com/office/drawing/2016/ink" xmlns:am3d="http://schemas.microsoft.com/office/drawing/2017/model3d" xmlns:o="urn:schemas-microsoft-com:office:office" xmlns:oel="http://schemas.microsoft.com/office/2019/extlst" xmlns:r="http://schemas.openxmlformats.org/officeDocument/2006/relationships" xmlns:m="http://schemas.openxmlformats.org/officeDocument/2006/math" xmlns:v="urn:schemas-microsoft-com:vml" xmlns:wp14="http://schemas.microsoft.com/office/word/2010/wordprocessingDrawing" xmlns:wp="http://schemas.openxmlformats.org/drawingml/2006/wordprocessingDrawing" xmlns:w10="urn:schemas-microsoft-com:office:word" xmlns:w="http://schemas.openxmlformats.org/wordprocessingml/2006/main" xmlns:w14="http://schemas.microsoft.com/office/word/2010/wordml" xmlns:w15="http://schemas.microsoft.com/office/word/2012/wordml" xmlns:w16cex="http://schemas.microsoft.com/office/word/2018/wordml/cex" xmlns:w16cid="http://schemas.microsoft.com/office/word/2016/wordml/cid" xmlns:w16="http://schemas.microsoft.com/office/word/2018/wordml" xmlns:w16sdtdh="http://schemas.microsoft.com/office/word/2020/wordml/sdtdatahash" xmlns:w16se="http://schemas.microsoft.com/office/word/2015/wordml/symex" xmlns:wpg="http://schemas.microsoft.com/office/word/2010/wordprocessingGroup" xmlns:wpi="http://schemas.microsoft.com/office/word/2010/wordprocessingInk" xmlns:wne="http://schemas.microsoft.com/office/word/2006/wordml" xmlns:wps="http://schemas.microsoft.com/office/word/2010/wordprocessingShape" mc:Ignorable="w14 w15 w16se w16cid w16 w16cex w16sdtdh wp14">
+<w:numbering xmlns:wpc="http://schemas.microsoft.com/office/word/2010/wordprocessingCanvas" xmlns:cx="http://schemas.microsoft.com/office/drawing/2014/chartex" xmlns:cx1="http://schemas.microsoft.com/office/drawing/2015/9/8/chartex" xmlns:cx2="http://schemas.microsoft.com/office/drawing/2015/10/21/chartex" xmlns:cx3="http://schemas.microsoft.com/office/drawing/2016/5/9/chartex" xmlns:cx4="http://schemas.microsoft.com/office/drawing/2016/5/10/chartex" xmlns:cx5="http://schemas.microsoft.com/office/drawing/2016/5/11/chartex" xmlns:cx6="http://schemas.microsoft.com/office/drawing/2016/5/12/chartex" xmlns:cx7="http://schemas.microsoft.com/office/drawing/2016/5/13/chartex" xmlns:cx8="http://schemas.microsoft.com/office/drawing/2016/5/14/chartex" xmlns:mc="http://schemas.openxmlformats.org/markup-compatibility/2006" xmlns:aink="http://schemas.microsoft.com/office/drawing/2016/ink" xmlns:am3d="http://schemas.microsoft.com/office/drawing/2017/model3d" xmlns:o="urn:schemas-microsoft-com:office:office" xmlns:oel="http://schemas.microsoft.com/office/2019/extlst" xmlns:r="http://schemas.openxmlformats.org/officeDocument/2006/relationships" xmlns:m="http://schemas.openxmlformats.org/officeDocument/2006/math" xmlns:v="urn:schemas-microsoft-com:vml" xmlns:wp14="http://schemas.microsoft.com/office/word/2010/wordprocessingDrawing" xmlns:wp="http://schemas.openxmlformats.org/drawingml/2006/wordprocessingDrawing" xmlns:w10="urn:schemas-microsoft-com:office:word" xmlns:w="http://schemas.openxmlformats.org/wordprocessingml/2006/main" xmlns:w14="http://schemas.microsoft.com/office/word/2010/wordml" xmlns:w15="http://schemas.microsoft.com/office/word/2012/wordml" xmlns:w16cex="http://schemas.microsoft.com/office/word/2018/wordml/cex" xmlns:w16cid="http://schemas.microsoft.com/office/word/2016/wordml/cid" xmlns:w16="http://schemas.microsoft.com/office/word/2018/wordml" xmlns:w16du="http://schemas.microsoft.com/office/word/2023/wordml/word16du" xmlns:w16sdtdh="http://schemas.microsoft.com/office/word/2020/wordml/sdtdatahash" xmlns:w16sdtfl="http://schemas.microsoft.com/office/word/2024/wordml/sdtformatlock" xmlns:w16se="http://schemas.microsoft.com/office/word/2015/wordml/symex" xmlns:wpg="http://schemas.microsoft.com/office/word/2010/wordprocessingGroup" xmlns:wpi="http://schemas.microsoft.com/office/word/2010/wordprocessingInk" xmlns:wne="http://schemas.microsoft.com/office/word/2006/wordml" xmlns:wps="http://schemas.microsoft.com/office/word/2010/wordprocessingShape" mc:Ignorable="w14 w15 w16se w16cid w16 w16cex w16sdtdh w16sdtfl w16du wp14">
   <w:abstractNum w:abstractNumId="0" w15:restartNumberingAfterBreak="0">
     <w:nsid w:val="FFFFFF7C"/>
     <w:multiLevelType w:val="singleLevel"/>
@@ -3926,7 +3884,7 @@
 </file>
 
 <file path=word/styles.xml><?xml version="1.0" encoding="utf-8"?>
-<w:styles xmlns:mc="http://schemas.openxmlformats.org/markup-compatibility/2006" xmlns:r="http://schemas.openxmlformats.org/officeDocument/2006/relationships" xmlns:w="http://schemas.openxmlformats.org/wordprocessingml/2006/main" xmlns:w14="http://schemas.microsoft.com/office/word/2010/wordml" xmlns:w15="http://schemas.microsoft.com/office/word/2012/wordml" xmlns:w16cex="http://schemas.microsoft.com/office/word/2018/wordml/cex" xmlns:w16cid="http://schemas.microsoft.com/office/word/2016/wordml/cid" xmlns:w16="http://schemas.microsoft.com/office/word/2018/wordml" xmlns:w16sdtdh="http://schemas.microsoft.com/office/word/2020/wordml/sdtdatahash" xmlns:w16se="http://schemas.microsoft.com/office/word/2015/wordml/symex" mc:Ignorable="w14 w15 w16se w16cid w16 w16cex w16sdtdh">
+<w:styles xmlns:mc="http://schemas.openxmlformats.org/markup-compatibility/2006" xmlns:r="http://schemas.openxmlformats.org/officeDocument/2006/relationships" xmlns:w="http://schemas.openxmlformats.org/wordprocessingml/2006/main" xmlns:w14="http://schemas.microsoft.com/office/word/2010/wordml" xmlns:w15="http://schemas.microsoft.com/office/word/2012/wordml" xmlns:w16cex="http://schemas.microsoft.com/office/word/2018/wordml/cex" xmlns:w16cid="http://schemas.microsoft.com/office/word/2016/wordml/cid" xmlns:w16="http://schemas.microsoft.com/office/word/2018/wordml" xmlns:w16du="http://schemas.microsoft.com/office/word/2023/wordml/word16du" xmlns:w16sdtdh="http://schemas.microsoft.com/office/word/2020/wordml/sdtdatahash" xmlns:w16sdtfl="http://schemas.microsoft.com/office/word/2024/wordml/sdtformatlock" xmlns:w16se="http://schemas.microsoft.com/office/word/2015/wordml/symex" mc:Ignorable="w14 w15 w16se w16cid w16 w16cex w16sdtdh w16sdtfl w16du">
   <w:docDefaults>
     <w:rPrDefault>
       <w:rPr>
@@ -6934,15 +6892,21 @@
 </file>
 
 <file path=customXml/item1.xml><?xml version="1.0" encoding="utf-8"?>
-<?mso-contentType ?>
-<FormTemplates xmlns="http://schemas.microsoft.com/sharepoint/v3/contenttype/forms">
-  <Display>DocumentLibraryForm</Display>
-  <Edit>DocumentLibraryForm</Edit>
-  <New>DocumentLibraryForm</New>
-</FormTemplates>
+<p:properties xmlns:p="http://schemas.microsoft.com/office/2006/metadata/properties" xmlns:xsi="http://www.w3.org/2001/XMLSchema-instance" xmlns:pc="http://schemas.microsoft.com/office/infopath/2007/PartnerControls">
+  <documentManagement>
+    <lcf76f155ced4ddcb4097134ff3c332f xmlns="4a534700-9dcf-4b96-ae9d-c6dbef9a34a7">
+      <Terms xmlns="http://schemas.microsoft.com/office/infopath/2007/PartnerControls"/>
+    </lcf76f155ced4ddcb4097134ff3c332f>
+    <TaxCatchAll xmlns="41958c91-4188-452c-8308-cdb1a6d274fe" xsi:nil="true"/>
+  </documentManagement>
+</p:properties>
 </file>
 
 <file path=customXml/item2.xml><?xml version="1.0" encoding="utf-8"?>
+<b:Sources xmlns:b="http://schemas.openxmlformats.org/officeDocument/2006/bibliography" xmlns="http://schemas.openxmlformats.org/officeDocument/2006/bibliography" SelectedStyle="\APA.XSL" StyleName="APA"/>
+</file>
+
+<file path=customXml/item3.xml><?xml version="1.0" encoding="utf-8"?>
 <ct:contentTypeSchema xmlns:ct="http://schemas.microsoft.com/office/2006/metadata/contentType" xmlns:ma="http://schemas.microsoft.com/office/2006/metadata/properties/metaAttributes" ct:_="" ma:_="" ma:contentTypeName="Document" ma:contentTypeID="0x010100C6868D70145F544687EA3D9CD0B415F7" ma:contentTypeVersion="13" ma:contentTypeDescription="Create a new document." ma:contentTypeScope="" ma:versionID="2ff21eb7152ef27919eb89640afe50f0">
   <xsd:schema xmlns:xsd="http://www.w3.org/2001/XMLSchema" xmlns:xs="http://www.w3.org/2001/XMLSchema" xmlns:p="http://schemas.microsoft.com/office/2006/metadata/properties" xmlns:ns2="4a534700-9dcf-4b96-ae9d-c6dbef9a34a7" xmlns:ns3="41958c91-4188-452c-8308-cdb1a6d274fe" targetNamespace="http://schemas.microsoft.com/office/2006/metadata/properties" ma:root="true" ma:fieldsID="b1d7492df6a0b9ee48f51bce6858bbbe" ns2:_="" ns3:_="">
     <xsd:import namespace="4a534700-9dcf-4b96-ae9d-c6dbef9a34a7"/>
@@ -7151,30 +7115,35 @@
 </ct:contentTypeSchema>
 </file>
 
-<file path=customXml/item3.xml><?xml version="1.0" encoding="utf-8"?>
-<b:Sources xmlns:b="http://schemas.openxmlformats.org/officeDocument/2006/bibliography" xmlns="http://schemas.openxmlformats.org/officeDocument/2006/bibliography" SelectedStyle="\APA.XSL" StyleName="APA"/>
-</file>
-
 <file path=customXml/item4.xml><?xml version="1.0" encoding="utf-8"?>
-<p:properties xmlns:p="http://schemas.microsoft.com/office/2006/metadata/properties" xmlns:xsi="http://www.w3.org/2001/XMLSchema-instance" xmlns:pc="http://schemas.microsoft.com/office/infopath/2007/PartnerControls">
-  <documentManagement>
-    <lcf76f155ced4ddcb4097134ff3c332f xmlns="4a534700-9dcf-4b96-ae9d-c6dbef9a34a7">
-      <Terms xmlns="http://schemas.microsoft.com/office/infopath/2007/PartnerControls"/>
-    </lcf76f155ced4ddcb4097134ff3c332f>
-    <TaxCatchAll xmlns="41958c91-4188-452c-8308-cdb1a6d274fe" xsi:nil="true"/>
-  </documentManagement>
-</p:properties>
+<?mso-contentType ?>
+<FormTemplates xmlns="http://schemas.microsoft.com/sharepoint/v3/contenttype/forms">
+  <Display>DocumentLibraryForm</Display>
+  <Edit>DocumentLibraryForm</Edit>
+  <New>DocumentLibraryForm</New>
+</FormTemplates>
 </file>
 
 <file path=customXml/itemProps1.xml><?xml version="1.0" encoding="utf-8"?>
-<ds:datastoreItem xmlns:ds="http://schemas.openxmlformats.org/officeDocument/2006/customXml" ds:itemID="{BB6FA648-D6EF-4F31-A98E-33F71C147DB8}">
+<ds:datastoreItem xmlns:ds="http://schemas.openxmlformats.org/officeDocument/2006/customXml" ds:itemID="{CAC04F54-A696-486E-8E50-864B6A0AEE63}">
   <ds:schemaRefs>
-    <ds:schemaRef ds:uri="http://schemas.microsoft.com/sharepoint/v3/contenttype/forms"/>
+    <ds:schemaRef ds:uri="http://schemas.microsoft.com/office/2006/metadata/properties"/>
+    <ds:schemaRef ds:uri="http://schemas.microsoft.com/office/infopath/2007/PartnerControls"/>
+    <ds:schemaRef ds:uri="4a534700-9dcf-4b96-ae9d-c6dbef9a34a7"/>
+    <ds:schemaRef ds:uri="41958c91-4188-452c-8308-cdb1a6d274fe"/>
   </ds:schemaRefs>
 </ds:datastoreItem>
 </file>
 
 <file path=customXml/itemProps2.xml><?xml version="1.0" encoding="utf-8"?>
+<ds:datastoreItem xmlns:ds="http://schemas.openxmlformats.org/officeDocument/2006/customXml" ds:itemID="{87B51CDC-4181-4E2C-A96A-C3842A95077A}">
+  <ds:schemaRefs>
+    <ds:schemaRef ds:uri="http://schemas.openxmlformats.org/officeDocument/2006/bibliography"/>
+  </ds:schemaRefs>
+</ds:datastoreItem>
+</file>
+
+<file path=customXml/itemProps3.xml><?xml version="1.0" encoding="utf-8"?>
 <ds:datastoreItem xmlns:ds="http://schemas.openxmlformats.org/officeDocument/2006/customXml" ds:itemID="{4CB72843-4920-4002-AEA3-7A1CC4C2B99E}">
   <ds:schemaRefs>
     <ds:schemaRef ds:uri="http://schemas.microsoft.com/office/2006/metadata/contentType"/>
@@ -7193,21 +7162,10 @@
 </ds:datastoreItem>
 </file>
 
-<file path=customXml/itemProps3.xml><?xml version="1.0" encoding="utf-8"?>
-<ds:datastoreItem xmlns:ds="http://schemas.openxmlformats.org/officeDocument/2006/customXml" ds:itemID="{87B51CDC-4181-4E2C-A96A-C3842A95077A}">
+<file path=customXml/itemProps4.xml><?xml version="1.0" encoding="utf-8"?>
+<ds:datastoreItem xmlns:ds="http://schemas.openxmlformats.org/officeDocument/2006/customXml" ds:itemID="{BB6FA648-D6EF-4F31-A98E-33F71C147DB8}">
   <ds:schemaRefs>
-    <ds:schemaRef ds:uri="http://schemas.openxmlformats.org/officeDocument/2006/bibliography"/>
-  </ds:schemaRefs>
-</ds:datastoreItem>
-</file>
-
-<file path=customXml/itemProps4.xml><?xml version="1.0" encoding="utf-8"?>
-<ds:datastoreItem xmlns:ds="http://schemas.openxmlformats.org/officeDocument/2006/customXml" ds:itemID="{CAC04F54-A696-486E-8E50-864B6A0AEE63}">
-  <ds:schemaRefs>
-    <ds:schemaRef ds:uri="http://schemas.microsoft.com/office/2006/metadata/properties"/>
-    <ds:schemaRef ds:uri="http://schemas.microsoft.com/office/infopath/2007/PartnerControls"/>
-    <ds:schemaRef ds:uri="4a534700-9dcf-4b96-ae9d-c6dbef9a34a7"/>
-    <ds:schemaRef ds:uri="41958c91-4188-452c-8308-cdb1a6d274fe"/>
+    <ds:schemaRef ds:uri="http://schemas.microsoft.com/sharepoint/v3/contenttype/forms"/>
   </ds:schemaRefs>
 </ds:datastoreItem>
 </file>